--- a/roteiros/tony-tornado/Tony_Parte1.docx
+++ b/roteiros/tony-tornado/Tony_Parte1.docx
@@ -439,7 +439,7 @@
         <w:rPr>
           <w:color w:val="C00000"/>
         </w:rPr>
-        <w:t>E foi aí que ele tomou a decisão que ia levá-lo ao lugar mais perigoso da vida dele. Um bairro de Nova York onde, segundo as palavras dele, só existiam dois caminhos. E ele escolheu os dois.</w:t>
+        <w:t>E foi aí que ele tomou a decisão que ia levá-lo ao lugar mais perigoso da vida dele. Um bairro de Nova York onde, segundo as palavras dele, só existiam dois caminhos. E o caminho que ele escolheu ficou escondido durante décadas.</w:t>
       </w:r>
     </w:p>
     <w:sectPr>
